--- a/doc/paper_apiems2026/APIEMS2026_manuscript_en.docx
+++ b/doc/paper_apiems2026/APIEMS2026_manuscript_en.docx
@@ -3677,7 +3677,54 @@
         <w:rPr>
           <w:rFonts w:ascii="Times New Roman" w:hAnsi="Times New Roman" w:cs="Times New Roman"/>
         </w:rPr>
-        <w:t xml:space="preserve">. We adopt </w:t>
+        <w:t xml:space="preserve">—which we use as the control axis. In particular, the </w:t>
+      </w:r>
+      <w:r>
+        <w:rPr>
+          <w:rFonts w:ascii="Times New Roman" w:hAnsi="Times New Roman" w:cs="Times New Roman"/>
+          <w:i/>
+        </w:rPr>
+        <w:t xml:space="preserve">la36 ladder</w:t>
+      </w:r>
+      <w:r>
+        <w:rPr>
+          <w:rFonts w:ascii="Times New Roman" w:hAnsi="Times New Roman" w:cs="Times New Roman"/>
+        </w:rPr>
+        <w:t xml:space="preserve"> (27/54/73%) and the </w:t>
+      </w:r>
+      <w:r>
+        <w:rPr>
+          <w:rFonts w:ascii="Times New Roman" w:hAnsi="Times New Roman" w:cs="Times New Roman"/>
+          <w:i/>
+        </w:rPr>
+        <w:t xml:space="preserve">ta21 pair</w:t>
+      </w:r>
+      <w:r>
+        <w:rPr>
+          <w:rFonts w:ascii="Times New Roman" w:hAnsi="Times New Roman" w:cs="Times New Roman"/>
+        </w:rPr>
+        <w:t xml:space="preserve"> (32/82%) vary only the rescheduling ratio stepwise within the same instance and the same </w:t>
+      </w:r>
+      <w:r>
+        <w:rPr>
+          <w:rFonts w:ascii="Times New Roman" w:hAnsi="Times New Roman" w:cs="Times New Roman"/>
+          <w:i/>
+        </w:rPr>
+        <w:t xml:space="preserve">S</w:t>
+      </w:r>
+      <w:r>
+        <w:rPr>
+          <w:rFonts w:ascii="Times New Roman" w:hAnsi="Times New Roman" w:cs="Times New Roman"/>
+          <w:i/>
+          <w:vertAlign w:val="subscript"/>
+        </w:rPr>
+        <w:t xml:space="preserve">p</w:t>
+      </w:r>
+      <w:r>
+        <w:rPr>
+          <w:rFonts w:ascii="Times New Roman" w:hAnsi="Times New Roman" w:cs="Times New Roman"/>
+        </w:rPr>
+        <w:t xml:space="preserve">, isolating the </w:t>
       </w:r>
       <w:r>
         <w:rPr>
@@ -3690,40 +3737,27 @@
         <w:rPr>
           <w:rFonts w:ascii="Times New Roman" w:hAnsi="Times New Roman" w:cs="Times New Roman"/>
         </w:rPr>
-        <w:t xml:space="preserve"> as the control axis because it appears to be the main determinant of effective difficulty here (see the end of Section 4.4). In particular, the </w:t>
-      </w:r>
-      <w:r>
-        <w:rPr>
-          <w:rFonts w:ascii="Times New Roman" w:hAnsi="Times New Roman" w:cs="Times New Roman"/>
-          <w:i/>
-        </w:rPr>
-        <w:t xml:space="preserve">la36 ladder</w:t>
-      </w:r>
-      <w:r>
-        <w:rPr>
-          <w:rFonts w:ascii="Times New Roman" w:hAnsi="Times New Roman" w:cs="Times New Roman"/>
-        </w:rPr>
-        <w:t xml:space="preserve"> (27/54/73%) and the </w:t>
-      </w:r>
-      <w:r>
-        <w:rPr>
-          <w:rFonts w:ascii="Times New Roman" w:hAnsi="Times New Roman" w:cs="Times New Roman"/>
-          <w:i/>
-        </w:rPr>
-        <w:t xml:space="preserve">ta21 pair</w:t>
-      </w:r>
-      <w:r>
-        <w:rPr>
-          <w:rFonts w:ascii="Times New Roman" w:hAnsi="Times New Roman" w:cs="Times New Roman"/>
-        </w:rPr>
-        <w:t xml:space="preserve"> (32/82%) vary only the rescheduling ratio stepwise within the same instance and the same </w:t>
-      </w:r>
-      <w:r>
-        <w:rPr>
-          <w:rFonts w:ascii="Times New Roman" w:hAnsi="Times New Roman" w:cs="Times New Roman"/>
-          <w:i/>
-        </w:rPr>
-        <w:t xml:space="preserve">S</w:t>
+        <w:t xml:space="preserve">-dependence of method differences without confounds. Each disruption is a one-operation completion delay with </w:t>
+      </w:r>
+      <w:r>
+        <w:rPr>
+          <w:rFonts w:ascii="Times New Roman" w:hAnsi="Times New Roman" w:cs="Times New Roman"/>
+          <w:i/>
+        </w:rPr>
+        <w:t xml:space="preserve">Δ</w:t>
+      </w:r>
+      <w:r>
+        <w:rPr>
+          <w:rFonts w:ascii="Times New Roman" w:hAnsi="Times New Roman" w:cs="Times New Roman"/>
+        </w:rPr>
+        <w:t xml:space="preserve">=60–148 (≈0.9–1.5× the affected operation's processing time), and </w:t>
+      </w:r>
+      <w:r>
+        <w:rPr>
+          <w:rFonts w:ascii="Times New Roman" w:hAnsi="Times New Roman" w:cs="Times New Roman"/>
+          <w:i/>
+        </w:rPr>
+        <w:t xml:space="preserve">t</w:t>
       </w:r>
       <w:r>
         <w:rPr>
@@ -3731,141 +3765,13 @@
           <w:i/>
           <w:vertAlign w:val="subscript"/>
         </w:rPr>
-        <w:t xml:space="preserve">p</w:t>
-      </w:r>
-      <w:r>
-        <w:rPr>
-          <w:rFonts w:ascii="Times New Roman" w:hAnsi="Times New Roman" w:cs="Times New Roman"/>
-        </w:rPr>
-        <w:t xml:space="preserve">, isolating the </w:t>
-      </w:r>
-      <w:r>
-        <w:rPr>
-          <w:rFonts w:ascii="Times New Roman" w:hAnsi="Times New Roman" w:cs="Times New Roman"/>
-          <w:i/>
-        </w:rPr>
-        <w:t xml:space="preserve">ρ</w:t>
-      </w:r>
-      <w:r>
-        <w:rPr>
-          <w:rFonts w:ascii="Times New Roman" w:hAnsi="Times New Roman" w:cs="Times New Roman"/>
-        </w:rPr>
-        <w:t xml:space="preserve">-dependence of method differences without confounds. Each disruption is a completion delay of one operation; </w:t>
-      </w:r>
-      <w:r>
-        <w:rPr>
-          <w:rFonts w:ascii="Times New Roman" w:hAnsi="Times New Roman" w:cs="Times New Roman"/>
-          <w:i/>
-        </w:rPr>
-        <w:t xml:space="preserve">Δ</w:t>
-      </w:r>
-      <w:r>
-        <w:rPr>
-          <w:rFonts w:ascii="Times New Roman" w:hAnsi="Times New Roman" w:cs="Times New Roman"/>
-        </w:rPr>
-        <w:t xml:space="preserve"> is about 0.9–1.5 times the affected operation's processing time (</w:t>
-      </w:r>
-      <w:r>
-        <w:rPr>
-          <w:rFonts w:ascii="Times New Roman" w:hAnsi="Times New Roman" w:cs="Times New Roman"/>
-          <w:i/>
-        </w:rPr>
-        <w:t xml:space="preserve">Δ</w:t>
-      </w:r>
-      <w:r>
-        <w:rPr>
-          <w:rFonts w:ascii="Times New Roman" w:hAnsi="Times New Roman" w:cs="Times New Roman"/>
-        </w:rPr>
-        <w:t xml:space="preserve">=60–148), and </w:t>
-      </w:r>
-      <w:r>
-        <w:rPr>
-          <w:rFonts w:ascii="Times New Roman" w:hAnsi="Times New Roman" w:cs="Times New Roman"/>
-          <w:i/>
-        </w:rPr>
-        <w:t xml:space="preserve">t</w:t>
-      </w:r>
-      <w:r>
-        <w:rPr>
-          <w:rFonts w:ascii="Times New Roman" w:hAnsi="Times New Roman" w:cs="Times New Roman"/>
-          <w:i/>
-          <w:vertAlign w:val="subscript"/>
-        </w:rPr>
         <w:t xml:space="preserve">r</w:t>
       </w:r>
       <w:r>
         <w:rPr>
           <w:rFonts w:ascii="Times New Roman" w:hAnsi="Times New Roman" w:cs="Times New Roman"/>
         </w:rPr>
-        <w:t xml:space="preserve"> is the delay-resolution time (i.e., the delayed completion time) (Section 3.1). Complete per-scenario definitions (the affected operation, </w:t>
-      </w:r>
-      <w:r>
-        <w:rPr>
-          <w:rFonts w:ascii="Times New Roman" w:hAnsi="Times New Roman" w:cs="Times New Roman"/>
-          <w:i/>
-        </w:rPr>
-        <w:t xml:space="preserve">Δ</w:t>
-      </w:r>
-      <w:r>
-        <w:rPr>
-          <w:rFonts w:ascii="Times New Roman" w:hAnsi="Times New Roman" w:cs="Times New Roman"/>
-        </w:rPr>
-        <w:t xml:space="preserve">, </w:t>
-      </w:r>
-      <w:r>
-        <w:rPr>
-          <w:rFonts w:ascii="Times New Roman" w:hAnsi="Times New Roman" w:cs="Times New Roman"/>
-          <w:i/>
-        </w:rPr>
-        <w:t xml:space="preserve">t</w:t>
-      </w:r>
-      <w:r>
-        <w:rPr>
-          <w:rFonts w:ascii="Times New Roman" w:hAnsi="Times New Roman" w:cs="Times New Roman"/>
-          <w:i/>
-          <w:vertAlign w:val="subscript"/>
-        </w:rPr>
-        <w:t xml:space="preserve">r</w:t>
-      </w:r>
-      <w:r>
-        <w:rPr>
-          <w:rFonts w:ascii="Times New Roman" w:hAnsi="Times New Roman" w:cs="Times New Roman"/>
-        </w:rPr>
-        <w:t xml:space="preserve">, and the control of </w:t>
-      </w:r>
-      <w:r>
-        <w:rPr>
-          <w:rFonts w:ascii="Times New Roman" w:hAnsi="Times New Roman" w:cs="Times New Roman"/>
-          <w:i/>
-        </w:rPr>
-        <w:t xml:space="preserve">ρ</w:t>
-      </w:r>
-      <w:r>
-        <w:rPr>
-          <w:rFonts w:ascii="Times New Roman" w:hAnsi="Times New Roman" w:cs="Times New Roman"/>
-        </w:rPr>
-        <w:t xml:space="preserve"> via the disrupted operation's position in </w:t>
-      </w:r>
-      <w:r>
-        <w:rPr>
-          <w:rFonts w:ascii="Times New Roman" w:hAnsi="Times New Roman" w:cs="Times New Roman"/>
-          <w:i/>
-        </w:rPr>
-        <w:t xml:space="preserve">S</w:t>
-      </w:r>
-      <w:r>
-        <w:rPr>
-          <w:rFonts w:ascii="Times New Roman" w:hAnsi="Times New Roman" w:cs="Times New Roman"/>
-          <w:i/>
-          <w:vertAlign w:val="subscript"/>
-        </w:rPr>
-        <w:t xml:space="preserve">p</w:t>
-      </w:r>
-      <w:r>
-        <w:rPr>
-          <w:rFonts w:ascii="Times New Roman" w:hAnsi="Times New Roman" w:cs="Times New Roman"/>
-        </w:rPr>
-        <w:t xml:space="preserve">) are in the public repository (https://github.com/kitotakumi/stability_scheduling).</w:t>
+        <w:t xml:space="preserve"> is its delay-resolution time (Section 3.1). Complete per-scenario definitions are in the public repository (https://github.com/kitotakumi/stability_scheduling).</w:t>
       </w:r>
     </w:p>
     <w:p>
@@ -3944,7 +3850,7 @@
         <w:rPr>
           <w:rFonts w:ascii="Times New Roman" w:hAnsi="Times New Roman" w:cs="Times New Roman"/>
         </w:rPr>
-        <w:t xml:space="preserve">=0)); 10 trials per (scenario × method). The unit of analysis is the trial: one trial is the whole 10-weight sweep—the non-dominated set merging each weight's visited solutions under UEA. HV thus yields one value per trial, and all tests use n=10.</w:t>
+        <w:t xml:space="preserve">=0)); 10 trials per (scenario × method). The unit of analysis is one trial (the whole 10-weight sweep), yielding one HV per trial; all tests use n=10.</w:t>
       </w:r>
     </w:p>
     <w:p>
@@ -5873,7 +5779,7 @@
         <w:rPr>
           <w:rFonts w:ascii="Times New Roman" w:hAnsi="Times New Roman" w:cs="Times New Roman"/>
         </w:rPr>
-        <w:t xml:space="preserve">) reach similar final Pareto quality from opposite directions, but ILS holds a good incumbent early while Memetic+PR ramps up after a warm-up (overtaking later when headroom exists); AOC aggregates this crossover on a log-time axis, reflecting early performance—hence the ILS family's clear lead there.</w:t>
+        <w:t xml:space="preserve">) reach similar final Pareto quality from opposite directions, but ILS holds a good incumbent early while Memetic+PR ramps up after a warm-up; AOC aggregates this crossover on a log-time axis, reflecting early performance—hence the ILS family's clear lead there.</w:t>
       </w:r>
     </w:p>
     <w:p>

--- a/doc/paper_apiems2026/APIEMS2026_manuscript_en.docx
+++ b/doc/paper_apiems2026/APIEMS2026_manuscript_en.docx
@@ -537,7 +537,7 @@
         <w:rPr>
           <w:rFonts w:ascii="Times New Roman" w:hAnsi="Times New Roman" w:cs="Times New Roman"/>
         </w:rPr>
-        <w:t xml:space="preserve">, and verify the whole comparison under a multi-perspective evaluation methodology integrating speed, Pareto coverage, and performance by stability band. Our focus is the structural analysis of this operator–host interaction rather than a performance race against the state of the art (Sörensen, 2015).</w:t>
+        <w:t xml:space="preserve">, and verify the whole comparison under a multi-perspective evaluation methodology integrating Pareto coverage, performance by stability band, and speed. Our focus is the structural analysis of this operator–host interaction rather than a performance race against the state of the art (Sörensen, 2015).</w:t>
       </w:r>
     </w:p>
     <w:p>
@@ -692,7 +692,7 @@
         <w:rPr>
           <w:rFonts w:ascii="Times New Roman" w:hAnsi="Times New Roman" w:cs="Times New Roman"/>
         </w:rPr>
-        <w:t xml:space="preserve">; securing stability as an operator rather than by restricting the space is our core design claim against the scope-limiting family. Third, existing evaluations are mostly scalar comparisons at a few fixed weights, lacking a multi-axis methodology covering Pareto coverage, convergence speed, and stability bands; we evaluate with union HV, high-stability HV, and AOC (Section 3.4).</w:t>
+        <w:t xml:space="preserve">; securing stability as an operator rather than by restricting the space is our core design claim against the scope-limiting family. Third, existing evaluations are mostly scalar comparisons at a few fixed weights, lacking a multi-axis methodology covering Pareto coverage, stability bands, and convergence speed; we evaluate with union HV, high-stability HV, and AOC (Section 3.4).</w:t>
       </w:r>
     </w:p>
     <w:p>

--- a/doc/paper_apiems2026/APIEMS2026_manuscript_en.docx
+++ b/doc/paper_apiems2026/APIEMS2026_manuscript_en.docx
@@ -292,7 +292,7 @@
         <w:rPr>
           <w:rFonts w:ascii="Times New Roman" w:hAnsi="Times New Roman" w:cs="Times New Roman"/>
         </w:rPr>
-        <w:t xml:space="preserve">Manufacturing shop floors frequently face disruptions—operation delays, machine breakdowns—that make the original schedule infeasible. Among the static (built-in tolerance) and dynamic (after-the-fact revision) responses, we address the latter, specifically </w:t>
+        <w:t xml:space="preserve">Manufacturing shop floors frequently face disruptions—operation delays, machine breakdowns—that make the original schedule infeasible. Of the two response types—static (built-in tolerance) and dynamic (after-the-fact revision)—we address the latter, specifically </w:t>
       </w:r>
       <w:r>
         <w:rPr>
@@ -482,7 +482,7 @@
         <w:rPr>
           <w:rFonts w:ascii="Times New Roman" w:hAnsi="Times New Roman" w:cs="Times New Roman"/>
         </w:rPr>
-        <w:t xml:space="preserve">Our aim is to analyze, under control, how the rescheduling-specific existence of a high-quality initial solution </w:t>
+        <w:t xml:space="preserve">Our aim is to analyze, under controlled conditions, how the rescheduling-specific existence of a high-quality initial solution </w:t>
       </w:r>
       <w:r>
         <w:rPr>
@@ -503,7 +503,7 @@
         <w:rPr>
           <w:rFonts w:ascii="Times New Roman" w:hAnsi="Times New Roman" w:cs="Times New Roman"/>
         </w:rPr>
-        <w:t xml:space="preserve"> reshapes the behavior of the two metaheuristic families—trajectory and population. Alongside, we propose </w:t>
+        <w:t xml:space="preserve"> reshapes the behavior of the two metaheuristic families—trajectory and population. We also propose </w:t>
       </w:r>
       <w:r>
         <w:rPr>
@@ -571,7 +571,7 @@
         <w:rPr>
           <w:rFonts w:ascii="Times New Roman" w:hAnsi="Times New Roman" w:cs="Times New Roman"/>
         </w:rPr>
-        <w:t xml:space="preserve"> The JSSP is NP-hard and metaheuristics are the mainstream (Ouelhadj and Petrovic, 2009). Joint optimization of efficiency and stability in rescheduling was pioneered by Wu et al. (1993) and pursued for the JSSP by Rangsaritratsamee et al. (2004) (hybrid GA) and Zhang et al. (2013) (GA + tabu search), and for flow shops by Katragjini et al. (2013). These works mostly bundle the two objectives into one weighted-sum scalar (Rangsaritratsamee et al., 2004; Zhang et al., 2013), where stability enters not as an independent mechanism but passively, as a single evaluation term of the objective. Of the two metaheuristic families—trajectory (single-solution) and population-based (Blum and Roli, 2003)—the solvers here are </w:t>
+        <w:t xml:space="preserve"> The JSSP is NP-hard and metaheuristics are the mainstream (Ouelhadj and Petrovic, 2009). Joint optimization of efficiency and stability in rescheduling was pioneered by Wu et al. (1993) and pursued for the JSSP by Rangsaritratsamee et al. (2004) (hybrid GA) and Zhang et al. (2013) (GA + tabu search), and for flow shops by Katragjini et al. (2013). These works mostly bundle the two objectives into one weighted-sum scalar (Rangsaritratsamee et al., 2004; Zhang et al., 2013), where stability enters not as an independent mechanism but passively, as a single evaluation term of the objective. Of the two metaheuristic families—trajectory-based (single-solution) and population-based (Blum and Roli, 2003)—the solvers here are </w:t>
       </w:r>
       <w:r>
         <w:rPr>
@@ -671,7 +671,7 @@
         <w:rPr>
           <w:rFonts w:ascii="Times New Roman" w:hAnsi="Times New Roman" w:cs="Times New Roman"/>
         </w:rPr>
-        <w:t xml:space="preserve"> affects search-structure behavior (trajectory vs. population) has not been analyzed head-on; we do so via a controlled contrast between ILS and a memetic algorithm sharing the same local search (N5). Second, neither existing means of securing stability steers the search toward stability actively. They fall into two families: scope limiting, which excludes trade-off solutions outside the restriction; and objective embedding, in which the search itself does not pursue stability, leaving high-stability filling to the raw ability of the base search. We propose operators (PR, repair) that actively pull solutions toward </w:t>
+        <w:t xml:space="preserve"> affects search-structure behavior (trajectory vs. population) has not been analyzed head-on; we do so via a controlled contrast between ILS and a memetic algorithm sharing the same local search (N5). Second, neither existing means of securing stability actively steers the search toward it: scope limiting excludes trade-off solutions outside the restriction, and objective embedding leaves high-stability filling to the raw ability of the base search. We propose operators (PR, repair) that actively pull solutions toward </w:t>
       </w:r>
       <w:r>
         <w:rPr>
@@ -739,28 +739,7 @@
         <w:rPr>
           <w:rFonts w:ascii="Times New Roman" w:hAnsi="Times New Roman" w:cs="Times New Roman"/>
         </w:rPr>
-        <w:t xml:space="preserve"> and fills the high-stability region (near </w:t>
-      </w:r>
-      <w:r>
-        <w:rPr>
-          <w:rFonts w:ascii="Times New Roman" w:hAnsi="Times New Roman" w:cs="Times New Roman"/>
-          <w:i/>
-        </w:rPr>
-        <w:t xml:space="preserve">S</w:t>
-      </w:r>
-      <w:r>
-        <w:rPr>
-          <w:rFonts w:ascii="Times New Roman" w:hAnsi="Times New Roman" w:cs="Times New Roman"/>
-          <w:i/>
-          <w:vertAlign w:val="subscript"/>
-        </w:rPr>
-        <w:t xml:space="preserve">p</w:t>
-      </w:r>
-      <w:r>
-        <w:rPr>
-          <w:rFonts w:ascii="Times New Roman" w:hAnsi="Times New Roman" w:cs="Times New Roman"/>
-        </w:rPr>
-        <w:t xml:space="preserve">) only coarsely, whereas a trajectory-based method (ILS) that fills the neighborhood by continuous transformation from </w:t>
+        <w:t xml:space="preserve"> and fills the high-stability region only coarsely, whereas a trajectory-based method (ILS) that fills the neighborhood by continuous transformation from </w:t>
       </w:r>
       <w:r>
         <w:rPr>
@@ -2353,7 +2332,7 @@
         <w:rPr>
           <w:rFonts w:ascii="Times New Roman" w:hAnsi="Times New Roman" w:cs="Times New Roman"/>
         </w:rPr>
-        <w:t xml:space="preserve"> (GA + local-search integration (Neri and Cotta, 2012)); the plain GA is a reference baseline. Sharing N5 with ILS, its difference reduces solely to the search structure (single trajectory vs. population + crossover). </w:t>
+        <w:t xml:space="preserve"> (GA + local-search integration (Neri and Cotta, 2012)); the plain GA is a reference baseline. Sharing N5 with ILS, Memetic-LS differs from it solely in the search structure (single trajectory vs. population + crossover). </w:t>
       </w:r>
       <w:r>
         <w:rPr>
@@ -2969,7 +2948,7 @@
         <w:rPr>
           <w:rFonts w:ascii="Times New Roman" w:hAnsi="Times New Roman" w:cs="Times New Roman"/>
         </w:rPr>
-        <w:t xml:space="preserve">; they differ only in when it fires.</w:t>
+        <w:t xml:space="preserve">; the hosts differ only in how it is fired.</w:t>
       </w:r>
     </w:p>
     <w:p>
@@ -3065,7 +3044,7 @@
         <w:rPr>
           <w:rFonts w:ascii="Times New Roman" w:hAnsi="Times New Roman" w:cs="Times New Roman"/>
         </w:rPr>
-        <w:t xml:space="preserve">.</w:t>
+        <w:t xml:space="preserve"> (Figure 1).</w:t>
       </w:r>
     </w:p>
     <w:p>
@@ -3251,7 +3230,20 @@
         <w:rPr>
           <w:rFonts w:ascii="Times New Roman" w:hAnsi="Times New Roman" w:cs="Times New Roman"/>
         </w:rPr>
-        <w:t xml:space="preserve"> = the time average of the HV-versus-log-time curve.</w:t>
+        <w:t xml:space="preserve"> = the time average of the HV-versus-log-time curve. Since the P50 threshold is pooled over the compared methods, we swept it over P25–P75: no high-stability comparison in Section 4 reverses (the population-side operator gains hold at </w:t>
+      </w:r>
+      <w:r>
+        <w:rPr>
+          <w:rFonts w:ascii="Times New Roman" w:hAnsi="Times New Roman" w:cs="Times New Roman"/>
+          <w:i/>
+        </w:rPr>
+        <w:t xml:space="preserve">p</w:t>
+      </w:r>
+      <w:r>
+        <w:rPr>
+          <w:rFonts w:ascii="Times New Roman" w:hAnsi="Times New Roman" w:cs="Times New Roman"/>
+        </w:rPr>
+        <w:t xml:space="preserve">=0.001 at every threshold; H1's complete separation holds over P33–P67); only orderings among the top methods shift.</w:t>
       </w:r>
     </w:p>
     <w:p>
@@ -3850,7 +3842,7 @@
         <w:rPr>
           <w:rFonts w:ascii="Times New Roman" w:hAnsi="Times New Roman" w:cs="Times New Roman"/>
         </w:rPr>
-        <w:t xml:space="preserve">=0)); 10 trials per (scenario × method). The unit of analysis is one trial (the whole 10-weight sweep), yielding one HV per trial; all tests use n=10.</w:t>
+        <w:t xml:space="preserve">=0)); 10 trials per (scenario × method). The unit of analysis is one trial (the whole 10-weight sweep), yielding one HV per trial (reported values are medians over trials unless noted); all tests use n=10.</w:t>
       </w:r>
     </w:p>
     <w:p>
@@ -4772,7 +4764,7 @@
         <w:rPr>
           <w:rFonts w:ascii="Times New Roman" w:hAnsi="Times New Roman" w:cs="Times New Roman"/>
         </w:rPr>
-        <w:t xml:space="preserve">=0.016, 0.001; after Holm correction over the 8-scenario ILS family only ta21L remains significant, </w:t>
+        <w:t xml:space="preserve">=0.016, 0.001 for PR and repair alike; after Holm correction over the 8-scenario ILS family only ta21L remains significant, </w:t>
       </w:r>
       <w:r>
         <w:rPr>
@@ -4792,7 +4784,7 @@
         <w:rPr>
           <w:rFonts w:ascii="Times New Roman" w:hAnsi="Times New Roman" w:cs="Times New Roman"/>
         </w:rPr>
-        <w:t xml:space="preserve">≈0.008; the gain is small—the ta21L median rises 0.029 → 0.031—but consistently positive across all trials). The effect is thus not absent: ILS leaves little headroom by filling the neighborhood itself, and a small margin remains only when the disruption is so large that the filling cannot keep up.</w:t>
+        <w:t xml:space="preserve">≈0.008; the gain is small—the ta21L median rises 0.029 → 0.031—but consistently positive across all trials). The effect is thus not absent: ILS's own filling leaves little headroom; a small margin remains only when the disruption is too large for the filling to keep up.</w:t>
       </w:r>
     </w:p>
     <w:tbl>
@@ -5385,7 +5377,7 @@
         <w:rPr>
           <w:rFonts w:ascii="Times New Roman" w:hAnsi="Times New Roman" w:cs="Times New Roman"/>
         </w:rPr>
-        <w:t xml:space="preserve">, the operator-equipped populations form the top group (Memetic+PR 2.0, Memetic+repair 2.5), the three ILS variants and the plain Memetic-LS sit in the middle (3.6–4.8), and only GA trails (6.9); the method that tied ILS in Section 4.2 was the plain population (Memetic-LS), and the operator-equipped Memetic+PR rises above it to lead—robust to leave-one-out (unchanged whichever scenario is removed), so the narrow margin is not driven by any single scenario. On </w:t>
+        <w:t xml:space="preserve">, the operator-equipped populations form the top group (Memetic+PR 2.0, Memetic+repair 2.5), the three ILS variants and the plain Memetic-LS sit in the middle (3.6–4.8), and only GA trails (6.9); the method that tied with ILS in Section 4.2 was the plain population (Memetic-LS), and the operator-equipped Memetic+PR rises above it to lead—robust to leave-one-out (unchanged whichever scenario is removed), so the narrow margin is not driven by any single scenario. On </w:t>
       </w:r>
       <w:r>
         <w:rPr>
@@ -5670,7 +5662,7 @@
         <w:rPr>
           <w:rFonts w:ascii="Times New Roman" w:hAnsi="Times New Roman" w:cs="Times New Roman"/>
         </w:rPr>
-        <w:t xml:space="preserve"> grows and the efficiency extreme recedes, the single trajectory struggles to escape the basin while Memetic, retaining crossover-scattered individuals, reaches it (isomorphic to H1)—</w:t>
+        <w:t xml:space="preserve"> grows and the efficiency extreme recedes, the single trajectory struggles to escape the basin while Memetic, retaining crossover-scattered individuals, reaches that distant region (isomorphic to H1)—</w:t>
       </w:r>
       <w:r>
         <w:rPr>
@@ -5779,7 +5771,7 @@
         <w:rPr>
           <w:rFonts w:ascii="Times New Roman" w:hAnsi="Times New Roman" w:cs="Times New Roman"/>
         </w:rPr>
-        <w:t xml:space="preserve">) reach similar final Pareto quality from opposite directions, but ILS holds a good incumbent early while Memetic+PR ramps up after a warm-up; AOC aggregates this crossover on a log-time axis, reflecting early performance—hence the ILS family's clear lead there.</w:t>
+        <w:t xml:space="preserve">) reach similar final Pareto quality from opposite directions, but ILS holds a good incumbent early while Memetic+PR ramps up after a warm-up; AOC aggregates this crossing on a log-time axis, reflecting early performance—hence the ILS family's clear lead there.</w:t>
       </w:r>
     </w:p>
     <w:p>
@@ -5880,13 +5872,13 @@
           <w:rFonts w:ascii="Times New Roman" w:hAnsi="Times New Roman" w:cs="Times New Roman"/>
           <w:b/>
         </w:rPr>
-        <w:t xml:space="preserve">The effects of PR and repair appear asymmetrically depending on the host structure (H2).</w:t>
-      </w:r>
-      <w:r>
-        <w:rPr>
-          <w:rFonts w:ascii="Times New Roman" w:hAnsi="Times New Roman" w:cs="Times New Roman"/>
-        </w:rPr>
-        <w:t xml:space="preserve"> They more than double the population's high-stability HV, lifting it to the ILS level, whereas the trajectory, having already filled the neighborhood, is mostly saturated. The asymmetry is not fixed, however: at extremely high rescheduling ratios where ILS's filling cannot keep up (ta21L, 82%), a significant operator effect remains even on the trajectory.</w:t>
+        <w:t xml:space="preserve">The effects of PR and repair appear asymmetrically with the host structure (H2).</w:t>
+      </w:r>
+      <w:r>
+        <w:rPr>
+          <w:rFonts w:ascii="Times New Roman" w:hAnsi="Times New Roman" w:cs="Times New Roman"/>
+        </w:rPr>
+        <w:t xml:space="preserve"> They more than double the population's high-stability HV, lifting it to the ILS level, whereas the trajectory, having already filled the neighborhood, is mostly saturated. The asymmetry is not fixed, however: at extreme rescheduling ratios where ILS's filling cannot keep up (ta21L, 82%), a significant effect remains even on the trajectory.</w:t>
       </w:r>
     </w:p>
     <w:p>
@@ -5913,7 +5905,7 @@
         <w:rPr>
           <w:rFonts w:ascii="Times New Roman" w:hAnsi="Times New Roman" w:cs="Times New Roman"/>
         </w:rPr>
-        <w:t xml:space="preserve"> The best method changes with the metric: overall quality (union HV) favors Memetic + mechanism, high stability is shared by ILS and Memetic + mechanism, and speed (anytime) favors the ILS family. Two methods carry no weak metric across the three axes and serve as balanced defaults—Memetic+repair (leaning to overall quality) and the ILS family (leaning to speed)—chosen between by that emphasis. Only when squeezing out the last of final quality, at the cost of a slow ramp-up, does Memetic+PR edge ahead. The two structures thus complement the different demands of rescheduling (Section 4.3).</w:t>
+        <w:t xml:space="preserve"> The best method changes with the metric: overall quality (union HV) favors Memetic + mechanism, high stability is shared by ILS and Memetic + mechanism, and speed (anytime) favors the ILS family. Two options avoid the bottom group on all three metrics: Memetic+repair (mid-tier in anytime) when overall quality matters more, the ILS family (mid-tier in union HV) when speed does. Only when squeezing out the last of final quality, at the cost of a slow ramp-up, does Memetic+PR edge ahead. The two structures thus complement the different demands of rescheduling (Section 4.3).</w:t>
       </w:r>
     </w:p>
     <w:p>
@@ -5959,7 +5951,7 @@
         <w:rPr>
           <w:rFonts w:ascii="Times New Roman" w:hAnsi="Times New Roman" w:cs="Times New Roman"/>
         </w:rPr>
-        <w:t xml:space="preserve"> (i) Results rest on n=10 (the saturated main conclusions are robust; borderline cases are another matter). (ii) The rescheduling-ratio–union-HV-winner correspondence involves confounding by </w:t>
+        <w:t xml:space="preserve"> (i) Results rest on n=10 (saturated main conclusions are robust; borderline cases less so). (ii) The rescheduling-ratio–union-HV-winner correspondence involves confounding by </w:t>
       </w:r>
       <w:r>
         <w:rPr>
@@ -5980,7 +5972,7 @@
         <w:rPr>
           <w:rFonts w:ascii="Times New Roman" w:hAnsi="Times New Roman" w:cs="Times New Roman"/>
         </w:rPr>
-        <w:t xml:space="preserve"> quality and representation dependence, and stays exploratory. (iii) Stability is measured only by permutation deviation; validity under start-time (temporal) deviation is unverified (Section 3.1).</w:t>
+        <w:t xml:space="preserve"> quality and dependence on the stability representation, and stays exploratory. (iii) Stability is measured only by permutation deviation; validity under start-time (temporal) deviation is unverified (Section 3.1).</w:t>
       </w:r>
     </w:p>
     <w:p>

--- a/doc/paper_apiems2026/APIEMS2026_manuscript_en.docx
+++ b/doc/paper_apiems2026/APIEMS2026_manuscript_en.docx
@@ -571,7 +571,7 @@
         <w:rPr>
           <w:rFonts w:ascii="Times New Roman" w:hAnsi="Times New Roman" w:cs="Times New Roman"/>
         </w:rPr>
-        <w:t xml:space="preserve"> The JSSP is NP-hard and metaheuristics are the mainstream (Ouelhadj and Petrovic, 2009). Joint optimization of efficiency and stability in rescheduling was pioneered by Wu et al. (1993) and pursued for the JSSP by Rangsaritratsamee et al. (2004) (hybrid GA) and Zhang et al. (2013) (GA + tabu search), and for flow shops by Katragjini et al. (2013). These works mostly bundle the two objectives into one weighted-sum scalar (Rangsaritratsamee et al., 2004; Zhang et al., 2013), where stability enters not as an independent mechanism but passively, as a single evaluation term of the objective. Of the two metaheuristic families—trajectory-based (single-solution) and population-based (Blum and Roli, 2003)—the solvers here are </w:t>
+        <w:t xml:space="preserve"> The JSSP is NP-hard and metaheuristics are the mainstream (Ouelhadj and Petrovic, 2009). Joint optimization of efficiency and stability in rescheduling was pioneered by Wu et al. (1993) and pursued for the JSSP by Rangsaritratsamee et al. (2004) (hybrid GA) and for flow shops by Katragjini et al. (2013). These works mostly bundle the two objectives into one weighted-sum scalar, where stability enters not as an independent mechanism but passively, as a single evaluation term of the objective. Of the two metaheuristic families—trajectory-based (single-solution) and population-based (Blum and Roli, 2003)—the solvers here are </w:t>
       </w:r>
       <w:r>
         <w:rPr>
@@ -3230,20 +3230,7 @@
         <w:rPr>
           <w:rFonts w:ascii="Times New Roman" w:hAnsi="Times New Roman" w:cs="Times New Roman"/>
         </w:rPr>
-        <w:t xml:space="preserve"> = the time average of the HV-versus-log-time curve. Since the P50 threshold is pooled over the compared methods, we swept it over P25–P75: no high-stability comparison in Section 4 reverses (the population-side operator gains hold at </w:t>
-      </w:r>
-      <w:r>
-        <w:rPr>
-          <w:rFonts w:ascii="Times New Roman" w:hAnsi="Times New Roman" w:cs="Times New Roman"/>
-          <w:i/>
-        </w:rPr>
-        <w:t xml:space="preserve">p</w:t>
-      </w:r>
-      <w:r>
-        <w:rPr>
-          <w:rFonts w:ascii="Times New Roman" w:hAnsi="Times New Roman" w:cs="Times New Roman"/>
-        </w:rPr>
-        <w:t xml:space="preserve">=0.001 at every threshold; H1's complete separation holds over P33–P67); only orderings among the top methods shift.</w:t>
+        <w:t xml:space="preserve"> = the time average of the HV-versus-log-time curve.</w:t>
       </w:r>
     </w:p>
     <w:p>
@@ -5283,6 +5270,39 @@
     </w:p>
     <w:p>
       <w:pPr>
+        <w:pStyle w:val="a8"/>
+        <w:spacing w:line="240" w:lineRule="exact"/>
+        <w:jc w:val="both"/>
+      </w:pPr>
+      <w:r>
+        <w:rPr>
+          <w:rFonts w:ascii="Times New Roman" w:hAnsi="Times New Roman" w:cs="Times New Roman"/>
+          <w:b/>
+        </w:rPr>
+        <w:t xml:space="preserve">Threshold robustness.</w:t>
+      </w:r>
+      <w:r>
+        <w:rPr>
+          <w:rFonts w:ascii="Times New Roman" w:hAnsi="Times New Roman" w:cs="Times New Roman"/>
+        </w:rPr>
+        <w:t xml:space="preserve"> The high-stability conclusions above (H1 and H2) do not depend on the P50 cut. Since P50 is pooled over the compared methods, we swept it over P25–P75: no high-stability comparison reverses (H2's population-side gains hold at </w:t>
+      </w:r>
+      <w:r>
+        <w:rPr>
+          <w:rFonts w:ascii="Times New Roman" w:hAnsi="Times New Roman" w:cs="Times New Roman"/>
+          <w:i/>
+        </w:rPr>
+        <w:t xml:space="preserve">p</w:t>
+      </w:r>
+      <w:r>
+        <w:rPr>
+          <w:rFonts w:ascii="Times New Roman" w:hAnsi="Times New Roman" w:cs="Times New Roman"/>
+        </w:rPr>
+        <w:t xml:space="preserve">=0.001 at every threshold; H1's complete separation holds over P33–P67), and only orderings among the top methods shift.</w:t>
+      </w:r>
+    </w:p>
+    <w:p>
+      <w:pPr>
         <w:pStyle w:val="2"/>
         <w:spacing w:before="90" w:after="20" w:line="240" w:lineRule="exact"/>
       </w:pPr>
@@ -7055,55 +7075,6 @@
           <w:szCs w:val="17"/>
         </w:rPr>
         <w:t xml:space="preserve">, 670-686.</w:t>
-      </w:r>
-    </w:p>
-    <w:p>
-      <w:pPr>
-        <w:spacing w:line="190" w:lineRule="exact"/>
-        <w:ind w:left="284" w:hanging="284"/>
-        <w:jc w:val="both"/>
-      </w:pPr>
-      <w:r>
-        <w:rPr>
-          <w:rFonts w:ascii="Times New Roman" w:hAnsi="Times New Roman" w:cs="Times New Roman"/>
-          <w:sz w:val="17"/>
-          <w:szCs w:val="17"/>
-        </w:rPr>
-        <w:t xml:space="preserve">Zhang, L., Gao, L., and Li, X. (2013) A hybrid genetic algorithm and tabu search for a multi-objective dynamic job shop scheduling problem. </w:t>
-      </w:r>
-      <w:r>
-        <w:rPr>
-          <w:rFonts w:ascii="Times New Roman" w:hAnsi="Times New Roman" w:cs="Times New Roman"/>
-          <w:i/>
-          <w:sz w:val="17"/>
-          <w:szCs w:val="17"/>
-        </w:rPr>
-        <w:t xml:space="preserve">International Journal of Production Research</w:t>
-      </w:r>
-      <w:r>
-        <w:rPr>
-          <w:rFonts w:ascii="Times New Roman" w:hAnsi="Times New Roman" w:cs="Times New Roman"/>
-          <w:sz w:val="17"/>
-          <w:szCs w:val="17"/>
-        </w:rPr>
-        <w:t xml:space="preserve">, </w:t>
-      </w:r>
-      <w:r>
-        <w:rPr>
-          <w:rFonts w:ascii="Times New Roman" w:hAnsi="Times New Roman" w:cs="Times New Roman"/>
-          <w:b/>
-          <w:sz w:val="17"/>
-          <w:szCs w:val="17"/>
-        </w:rPr>
-        <w:t xml:space="preserve">51</w:t>
-      </w:r>
-      <w:r>
-        <w:rPr>
-          <w:rFonts w:ascii="Times New Roman" w:hAnsi="Times New Roman" w:cs="Times New Roman"/>
-          <w:sz w:val="17"/>
-          <w:szCs w:val="17"/>
-        </w:rPr>
-        <w:t xml:space="preserve">, 3516-3531.</w:t>
       </w:r>
     </w:p>
     <w:sectPr>

--- a/doc/paper_apiems2026/APIEMS2026_manuscript_en.docx
+++ b/doc/paper_apiems2026/APIEMS2026_manuscript_en.docx
@@ -571,7 +571,7 @@
         <w:rPr>
           <w:rFonts w:ascii="Times New Roman" w:hAnsi="Times New Roman" w:cs="Times New Roman"/>
         </w:rPr>
-        <w:t xml:space="preserve"> The JSSP is NP-hard and metaheuristics are the mainstream (Ouelhadj and Petrovic, 2009). Joint optimization of efficiency and stability in rescheduling was pioneered by Wu et al. (1993) and pursued for the JSSP by Rangsaritratsamee et al. (2004) (hybrid GA) and for flow shops by Katragjini et al. (2013). These works mostly bundle the two objectives into one weighted-sum scalar, where stability enters not as an independent mechanism but passively, as a single evaluation term of the objective. Of the two metaheuristic families—trajectory-based (single-solution) and population-based (Blum and Roli, 2003)—the solvers here are </w:t>
+        <w:t xml:space="preserve"> The JSSP is NP-hard and metaheuristics are the mainstream (Ouelhadj and Petrovic, 2009). Joint optimization of efficiency and stability in rescheduling was pioneered by Wu et al. (1993) and pursued for the JSSP by Rangsaritratsamee et al. (2004) (hybrid GA) and for flow shops by Katragjini et al. (2013). These works mostly bundle the two objectives into one weighted-sum scalar (Rangsaritratsamee et al., 2004; Katragjini et al., 2013), where stability enters not as an independent mechanism but passively, as a single evaluation term of the objective. Of the two metaheuristic families—trajectory-based (single-solution) and population-based (Blum and Roli, 2003)—the solvers here are </w:t>
       </w:r>
       <w:r>
         <w:rPr>
@@ -5285,7 +5285,7 @@
         <w:rPr>
           <w:rFonts w:ascii="Times New Roman" w:hAnsi="Times New Roman" w:cs="Times New Roman"/>
         </w:rPr>
-        <w:t xml:space="preserve"> The high-stability conclusions above (H1 and H2) do not depend on the P50 cut. Since P50 is pooled over the compared methods, we swept it over P25–P75: no high-stability comparison reverses (H2's population-side gains hold at </w:t>
+        <w:t xml:space="preserve"> Since P50 is pooled over the compared methods, we swept it over P25–P75: none of the high-stability comparisons behind H1 and H2 reverses (H2's population-side gains hold at </w:t>
       </w:r>
       <w:r>
         <w:rPr>
@@ -5298,7 +5298,7 @@
         <w:rPr>
           <w:rFonts w:ascii="Times New Roman" w:hAnsi="Times New Roman" w:cs="Times New Roman"/>
         </w:rPr>
-        <w:t xml:space="preserve">=0.001 at every threshold; H1's complete separation holds over P33–P67), and only orderings among the top methods shift.</w:t>
+        <w:t xml:space="preserve">=0.001 at every threshold; H1's complete separation holds over P33–P67), and only the closely spaced top methods trade places.</w:t>
       </w:r>
     </w:p>
     <w:p>
@@ -5431,7 +5431,7 @@
         <w:rPr>
           <w:rFonts w:ascii="Times New Roman" w:hAnsi="Times New Roman" w:cs="Times New Roman"/>
         </w:rPr>
-        <w:t xml:space="preserve"> (GA 6.4, Memetic-LS 6.6)—exactly what H1 (the trajectory fills it natively) and H2 (the operators complement the population's coarseness so it catches up) predict. On </w:t>
+        <w:t xml:space="preserve"> (GA 6.4, Memetic-LS 6.6)—exactly what H1 and H2 predict. On </w:t>
       </w:r>
       <w:r>
         <w:rPr>
@@ -5791,7 +5791,7 @@
         <w:rPr>
           <w:rFonts w:ascii="Times New Roman" w:hAnsi="Times New Roman" w:cs="Times New Roman"/>
         </w:rPr>
-        <w:t xml:space="preserve">) reach similar final Pareto quality from opposite directions, but ILS holds a good incumbent early while Memetic+PR ramps up after a warm-up; AOC aggregates this crossing on a log-time axis, reflecting early performance—hence the ILS family's clear lead there.</w:t>
+        <w:t xml:space="preserve">) reach similar final Pareto quality, but ILS holds a good incumbent early while Memetic+PR ramps up after a warm-up; AOC aggregates this crossing on a log-time axis, reflecting early performance—hence the ILS family's clear lead there.</w:t>
       </w:r>
     </w:p>
     <w:p>

--- a/doc/paper_apiems2026/APIEMS2026_manuscript_en.docx
+++ b/doc/paper_apiems2026/APIEMS2026_manuscript_en.docx
@@ -2528,7 +2528,7 @@
           <w:sz w:val="22"/>
           <w:szCs w:val="22"/>
         </w:rPr>
-        <w:t xml:space="preserve">3.3 Stability-Inducing Operators (PR and repair) and H2</w:t>
+        <w:t xml:space="preserve">3.3 Stability-Inducing Operators: PR/repair (H2)</w:t>
       </w:r>
     </w:p>
     <w:p>
@@ -5298,7 +5298,7 @@
         <w:rPr>
           <w:rFonts w:ascii="Times New Roman" w:hAnsi="Times New Roman" w:cs="Times New Roman"/>
         </w:rPr>
-        <w:t xml:space="preserve">=0.001 at every threshold; H1's complete separation holds over P33–P67), and only the closely spaced top methods trade places.</w:t>
+        <w:t xml:space="preserve">=0.001 at every threshold; H1's complete separation holds over P33–P67), and only the best among near-tied methods shifts.</w:t>
       </w:r>
     </w:p>
     <w:p>

--- a/doc/paper_apiems2026/APIEMS2026_manuscript_en.docx
+++ b/doc/paper_apiems2026/APIEMS2026_manuscript_en.docx
@@ -5285,7 +5285,7 @@
         <w:rPr>
           <w:rFonts w:ascii="Times New Roman" w:hAnsi="Times New Roman" w:cs="Times New Roman"/>
         </w:rPr>
-        <w:t xml:space="preserve"> Since P50 is pooled over the compared methods, we swept it over P25–P75: none of the high-stability comparisons behind H1 and H2 reverses (H2's population-side gains hold at </w:t>
+        <w:t xml:space="preserve"> Since P50 is pooled over the compared methods, we swept it over P25–P75: the comparisons behind H1 and H2 never reverse at any threshold (H2's population-side gains hold at </w:t>
       </w:r>
       <w:r>
         <w:rPr>
@@ -5298,7 +5298,7 @@
         <w:rPr>
           <w:rFonts w:ascii="Times New Roman" w:hAnsi="Times New Roman" w:cs="Times New Roman"/>
         </w:rPr>
-        <w:t xml:space="preserve">=0.001 at every threshold; H1's complete separation holds over P33–P67), and only the best among near-tied methods shifts.</w:t>
+        <w:t xml:space="preserve">=0.001 throughout; H1's complete separation holds over P33–P67 and only weakens—without reversing—at the extremes).</w:t>
       </w:r>
     </w:p>
     <w:p>

--- a/doc/paper_apiems2026/APIEMS2026_manuscript_en.docx
+++ b/doc/paper_apiems2026/APIEMS2026_manuscript_en.docx
@@ -5270,39 +5270,6 @@
     </w:p>
     <w:p>
       <w:pPr>
-        <w:pStyle w:val="a8"/>
-        <w:spacing w:line="240" w:lineRule="exact"/>
-        <w:jc w:val="both"/>
-      </w:pPr>
-      <w:r>
-        <w:rPr>
-          <w:rFonts w:ascii="Times New Roman" w:hAnsi="Times New Roman" w:cs="Times New Roman"/>
-          <w:b/>
-        </w:rPr>
-        <w:t xml:space="preserve">Threshold robustness.</w:t>
-      </w:r>
-      <w:r>
-        <w:rPr>
-          <w:rFonts w:ascii="Times New Roman" w:hAnsi="Times New Roman" w:cs="Times New Roman"/>
-        </w:rPr>
-        <w:t xml:space="preserve"> Since P50 is pooled over the compared methods, we swept it over P25–P75: the comparisons behind H1 and H2 never reverse at any threshold (H2's population-side gains hold at </w:t>
-      </w:r>
-      <w:r>
-        <w:rPr>
-          <w:rFonts w:ascii="Times New Roman" w:hAnsi="Times New Roman" w:cs="Times New Roman"/>
-          <w:i/>
-        </w:rPr>
-        <w:t xml:space="preserve">p</w:t>
-      </w:r>
-      <w:r>
-        <w:rPr>
-          <w:rFonts w:ascii="Times New Roman" w:hAnsi="Times New Roman" w:cs="Times New Roman"/>
-        </w:rPr>
-        <w:t xml:space="preserve">=0.001 throughout; H1's complete separation holds over P33–P67 and only weakens—without reversing—at the extremes).</w:t>
-      </w:r>
-    </w:p>
-    <w:p>
-      <w:pPr>
         <w:pStyle w:val="2"/>
         <w:spacing w:before="90" w:after="20" w:line="240" w:lineRule="exact"/>
       </w:pPr>
@@ -5548,52 +5515,18 @@
           <w:rFonts w:ascii="Times New Roman" w:hAnsi="Times New Roman" w:cs="Times New Roman"/>
           <w:b/>
         </w:rPr>
-        <w:t xml:space="preserve">[Exploratory observation] Union-HV winner and the rescheduling ratio.</w:t>
-      </w:r>
-      <w:r>
-        <w:rPr>
-          <w:rFonts w:ascii="Times New Roman" w:hAnsi="Times New Roman" w:cs="Times New Roman"/>
-        </w:rPr>
-        <w:t xml:space="preserve"> The union HV winner corresponds to </w:t>
-      </w:r>
-      <w:r>
-        <w:rPr>
-          <w:rFonts w:ascii="Times New Roman" w:hAnsi="Times New Roman" w:cs="Times New Roman"/>
-          <w:i/>
-        </w:rPr>
-        <w:t xml:space="preserve">ρ</w:t>
-      </w:r>
-      <w:r>
-        <w:rPr>
-          <w:rFonts w:ascii="Times New Roman" w:hAnsi="Times New Roman" w:cs="Times New Roman"/>
-        </w:rPr>
-        <w:t xml:space="preserve">, splitting at around 50%: ILS below, Memetic at mid-to-high (on the same la36 ladder 27/54/73%, ILS → Memetic → Memetic); only </w:t>
-      </w:r>
-      <w:r>
-        <w:rPr>
-          <w:rFonts w:ascii="Times New Roman" w:hAnsi="Times New Roman" w:cs="Times New Roman"/>
-          <w:i/>
-        </w:rPr>
-        <w:t xml:space="preserve">ρ</w:t>
-      </w:r>
-      <w:r>
-        <w:rPr>
-          <w:rFonts w:ascii="Times New Roman" w:hAnsi="Times New Roman" w:cs="Times New Roman"/>
-        </w:rPr>
-        <w:t xml:space="preserve">, which incorporates the fixed-skeleton proportion, captures this split—the number of movable operations or the problem size does not. Our reading: the stability term makes </w:t>
-      </w:r>
-      <w:r>
-        <w:rPr>
-          <w:rFonts w:ascii="Times New Roman" w:hAnsi="Times New Roman" w:cs="Times New Roman"/>
-          <w:i/>
-        </w:rPr>
-        <w:t xml:space="preserve">S</w:t>
-      </w:r>
-      <w:r>
-        <w:rPr>
-          <w:rFonts w:ascii="Times New Roman" w:hAnsi="Times New Roman" w:cs="Times New Roman"/>
-          <w:i/>
-          <w:vertAlign w:val="subscript"/>
+        <w:t xml:space="preserve">Threshold robustness.</w:t>
+      </w:r>
+      <w:r>
+        <w:rPr>
+          <w:rFonts w:ascii="Times New Roman" w:hAnsi="Times New Roman" w:cs="Times New Roman"/>
+        </w:rPr>
+        <w:t xml:space="preserve"> Since the high-stability threshold P50 is pooled over the compared methods, we swept it over P25–P75: this dichotomy—GA and plain Memetic-LS in the bottom group, the ILS family and operator-equipped Memetic on top—holds at every threshold, and the H1/H2 comparisons behind it never reverse (H2's population-side gains hold at </w:t>
+      </w:r>
+      <w:r>
+        <w:rPr>
+          <w:rFonts w:ascii="Times New Roman" w:hAnsi="Times New Roman" w:cs="Times New Roman"/>
+          <w:i/>
         </w:rPr>
         <w:t xml:space="preserve">p</w:t>
       </w:r>
@@ -5601,135 +5534,7 @@
         <w:rPr>
           <w:rFonts w:ascii="Times New Roman" w:hAnsi="Times New Roman" w:cs="Times New Roman"/>
         </w:rPr>
-        <w:t xml:space="preserve"> (</w:t>
-      </w:r>
-      <w:r>
-        <w:rPr>
-          <w:rFonts w:ascii="Times New Roman" w:hAnsi="Times New Roman" w:cs="Times New Roman"/>
-          <w:i/>
-        </w:rPr>
-        <w:t xml:space="preserve">D</w:t>
-      </w:r>
-      <w:r>
-        <w:rPr>
-          <w:rFonts w:ascii="Times New Roman" w:hAnsi="Times New Roman" w:cs="Times New Roman"/>
-        </w:rPr>
-        <w:t xml:space="preserve">=0) an attractor. At small </w:t>
-      </w:r>
-      <w:r>
-        <w:rPr>
-          <w:rFonts w:ascii="Times New Roman" w:hAnsi="Times New Roman" w:cs="Times New Roman"/>
-          <w:i/>
-        </w:rPr>
-        <w:t xml:space="preserve">ρ</w:t>
-      </w:r>
-      <w:r>
-        <w:rPr>
-          <w:rFonts w:ascii="Times New Roman" w:hAnsi="Times New Roman" w:cs="Times New Roman"/>
-        </w:rPr>
-        <w:t xml:space="preserve"> the fixed skeleton dominates the solution, so no good local optimum far from </w:t>
-      </w:r>
-      <w:r>
-        <w:rPr>
-          <w:rFonts w:ascii="Times New Roman" w:hAnsi="Times New Roman" w:cs="Times New Roman"/>
-          <w:i/>
-        </w:rPr>
-        <w:t xml:space="preserve">S</w:t>
-      </w:r>
-      <w:r>
-        <w:rPr>
-          <w:rFonts w:ascii="Times New Roman" w:hAnsi="Times New Roman" w:cs="Times New Roman"/>
-          <w:i/>
-          <w:vertAlign w:val="subscript"/>
-        </w:rPr>
-        <w:t xml:space="preserve">p</w:t>
-      </w:r>
-      <w:r>
-        <w:rPr>
-          <w:rFonts w:ascii="Times New Roman" w:hAnsi="Times New Roman" w:cs="Times New Roman"/>
-        </w:rPr>
-        <w:t xml:space="preserve"> can arise however the movable part is reordered; good solutions are thus confined to the </w:t>
-      </w:r>
-      <w:r>
-        <w:rPr>
-          <w:rFonts w:ascii="Times New Roman" w:hAnsi="Times New Roman" w:cs="Times New Roman"/>
-          <w:i/>
-        </w:rPr>
-        <w:t xml:space="preserve">S</w:t>
-      </w:r>
-      <w:r>
-        <w:rPr>
-          <w:rFonts w:ascii="Times New Roman" w:hAnsi="Times New Roman" w:cs="Times New Roman"/>
-          <w:i/>
-          <w:vertAlign w:val="subscript"/>
-        </w:rPr>
-        <w:t xml:space="preserve">p</w:t>
-      </w:r>
-      <w:r>
-        <w:rPr>
-          <w:rFonts w:ascii="Times New Roman" w:hAnsi="Times New Roman" w:cs="Times New Roman"/>
-        </w:rPr>
-        <w:t xml:space="preserve"> neighborhood, and ILS's neighborhood filling suffices. As </w:t>
-      </w:r>
-      <w:r>
-        <w:rPr>
-          <w:rFonts w:ascii="Times New Roman" w:hAnsi="Times New Roman" w:cs="Times New Roman"/>
-          <w:i/>
-        </w:rPr>
-        <w:t xml:space="preserve">ρ</w:t>
-      </w:r>
-      <w:r>
-        <w:rPr>
-          <w:rFonts w:ascii="Times New Roman" w:hAnsi="Times New Roman" w:cs="Times New Roman"/>
-        </w:rPr>
-        <w:t xml:space="preserve"> grows and the efficiency extreme recedes, the single trajectory struggles to escape the basin while Memetic, retaining crossover-scattered individuals, reaches that distant region (isomorphic to H1)—</w:t>
-      </w:r>
-      <w:r>
-        <w:rPr>
-          <w:rFonts w:ascii="Times New Roman" w:hAnsi="Times New Roman" w:cs="Times New Roman"/>
-          <w:i/>
-        </w:rPr>
-        <w:t xml:space="preserve">ρ</w:t>
-      </w:r>
-      <w:r>
-        <w:rPr>
-          <w:rFonts w:ascii="Times New Roman" w:hAnsi="Times New Roman" w:cs="Times New Roman"/>
-        </w:rPr>
-        <w:t xml:space="preserve"> thus proxies the difficulty for the trajectory of escaping the attractor. However, ta21L (82%) is an exception (≈tie, </w:t>
-      </w:r>
-      <w:r>
-        <w:rPr>
-          <w:rFonts w:ascii="Times New Roman" w:hAnsi="Times New Roman" w:cs="Times New Roman"/>
-          <w:i/>
-        </w:rPr>
-        <w:t xml:space="preserve">p</w:t>
-      </w:r>
-      <w:r>
-        <w:rPr>
-          <w:rFonts w:ascii="Times New Roman" w:hAnsi="Times New Roman" w:cs="Times New Roman"/>
-        </w:rPr>
-        <w:t xml:space="preserve">=0.053), and confounding by </w:t>
-      </w:r>
-      <w:r>
-        <w:rPr>
-          <w:rFonts w:ascii="Times New Roman" w:hAnsi="Times New Roman" w:cs="Times New Roman"/>
-          <w:i/>
-        </w:rPr>
-        <w:t xml:space="preserve">S</w:t>
-      </w:r>
-      <w:r>
-        <w:rPr>
-          <w:rFonts w:ascii="Times New Roman" w:hAnsi="Times New Roman" w:cs="Times New Roman"/>
-          <w:i/>
-          <w:vertAlign w:val="subscript"/>
-        </w:rPr>
-        <w:t xml:space="preserve">p</w:t>
-      </w:r>
-      <w:r>
-        <w:rPr>
-          <w:rFonts w:ascii="Times New Roman" w:hAnsi="Times New Roman" w:cs="Times New Roman"/>
-        </w:rPr>
-        <w:t xml:space="preserve"> quality and dependence on the permutation-deviation representation remain, so this stays exploratory; the primary high-stability dominance and operator asymmetry are established independently by direct tests on all 8 scenarios.</w:t>
+        <w:t xml:space="preserve">=0.001 throughout; H1's complete separation holds over P33–P67, keeping its direction at the extremes). Only the ordering within the closely packed top group shifts with the threshold.</w:t>
       </w:r>
     </w:p>
     <w:p>
@@ -5743,6 +5548,201 @@
           <w:rFonts w:ascii="Times New Roman" w:hAnsi="Times New Roman" w:cs="Times New Roman"/>
           <w:b/>
         </w:rPr>
+        <w:t xml:space="preserve">[Exploratory observation] Union-HV winner and the rescheduling ratio.</w:t>
+      </w:r>
+      <w:r>
+        <w:rPr>
+          <w:rFonts w:ascii="Times New Roman" w:hAnsi="Times New Roman" w:cs="Times New Roman"/>
+        </w:rPr>
+        <w:t xml:space="preserve"> The union HV winner corresponds to </w:t>
+      </w:r>
+      <w:r>
+        <w:rPr>
+          <w:rFonts w:ascii="Times New Roman" w:hAnsi="Times New Roman" w:cs="Times New Roman"/>
+          <w:i/>
+        </w:rPr>
+        <w:t xml:space="preserve">ρ</w:t>
+      </w:r>
+      <w:r>
+        <w:rPr>
+          <w:rFonts w:ascii="Times New Roman" w:hAnsi="Times New Roman" w:cs="Times New Roman"/>
+        </w:rPr>
+        <w:t xml:space="preserve">, splitting at around 50%: ILS below, Memetic at mid-to-high (on the same la36 ladder 27/54/73%, ILS → Memetic → Memetic); only </w:t>
+      </w:r>
+      <w:r>
+        <w:rPr>
+          <w:rFonts w:ascii="Times New Roman" w:hAnsi="Times New Roman" w:cs="Times New Roman"/>
+          <w:i/>
+        </w:rPr>
+        <w:t xml:space="preserve">ρ</w:t>
+      </w:r>
+      <w:r>
+        <w:rPr>
+          <w:rFonts w:ascii="Times New Roman" w:hAnsi="Times New Roman" w:cs="Times New Roman"/>
+        </w:rPr>
+        <w:t xml:space="preserve">, which incorporates the fixed-skeleton proportion, captures this split—the number of movable operations or the problem size does not. Our reading: the stability term makes </w:t>
+      </w:r>
+      <w:r>
+        <w:rPr>
+          <w:rFonts w:ascii="Times New Roman" w:hAnsi="Times New Roman" w:cs="Times New Roman"/>
+          <w:i/>
+        </w:rPr>
+        <w:t xml:space="preserve">S</w:t>
+      </w:r>
+      <w:r>
+        <w:rPr>
+          <w:rFonts w:ascii="Times New Roman" w:hAnsi="Times New Roman" w:cs="Times New Roman"/>
+          <w:i/>
+          <w:vertAlign w:val="subscript"/>
+        </w:rPr>
+        <w:t xml:space="preserve">p</w:t>
+      </w:r>
+      <w:r>
+        <w:rPr>
+          <w:rFonts w:ascii="Times New Roman" w:hAnsi="Times New Roman" w:cs="Times New Roman"/>
+        </w:rPr>
+        <w:t xml:space="preserve"> (</w:t>
+      </w:r>
+      <w:r>
+        <w:rPr>
+          <w:rFonts w:ascii="Times New Roman" w:hAnsi="Times New Roman" w:cs="Times New Roman"/>
+          <w:i/>
+        </w:rPr>
+        <w:t xml:space="preserve">D</w:t>
+      </w:r>
+      <w:r>
+        <w:rPr>
+          <w:rFonts w:ascii="Times New Roman" w:hAnsi="Times New Roman" w:cs="Times New Roman"/>
+        </w:rPr>
+        <w:t xml:space="preserve">=0) an attractor. At small </w:t>
+      </w:r>
+      <w:r>
+        <w:rPr>
+          <w:rFonts w:ascii="Times New Roman" w:hAnsi="Times New Roman" w:cs="Times New Roman"/>
+          <w:i/>
+        </w:rPr>
+        <w:t xml:space="preserve">ρ</w:t>
+      </w:r>
+      <w:r>
+        <w:rPr>
+          <w:rFonts w:ascii="Times New Roman" w:hAnsi="Times New Roman" w:cs="Times New Roman"/>
+        </w:rPr>
+        <w:t xml:space="preserve"> the fixed skeleton dominates the solution, so no good local optimum far from </w:t>
+      </w:r>
+      <w:r>
+        <w:rPr>
+          <w:rFonts w:ascii="Times New Roman" w:hAnsi="Times New Roman" w:cs="Times New Roman"/>
+          <w:i/>
+        </w:rPr>
+        <w:t xml:space="preserve">S</w:t>
+      </w:r>
+      <w:r>
+        <w:rPr>
+          <w:rFonts w:ascii="Times New Roman" w:hAnsi="Times New Roman" w:cs="Times New Roman"/>
+          <w:i/>
+          <w:vertAlign w:val="subscript"/>
+        </w:rPr>
+        <w:t xml:space="preserve">p</w:t>
+      </w:r>
+      <w:r>
+        <w:rPr>
+          <w:rFonts w:ascii="Times New Roman" w:hAnsi="Times New Roman" w:cs="Times New Roman"/>
+        </w:rPr>
+        <w:t xml:space="preserve"> can arise however the movable part is reordered; good solutions are thus confined to the </w:t>
+      </w:r>
+      <w:r>
+        <w:rPr>
+          <w:rFonts w:ascii="Times New Roman" w:hAnsi="Times New Roman" w:cs="Times New Roman"/>
+          <w:i/>
+        </w:rPr>
+        <w:t xml:space="preserve">S</w:t>
+      </w:r>
+      <w:r>
+        <w:rPr>
+          <w:rFonts w:ascii="Times New Roman" w:hAnsi="Times New Roman" w:cs="Times New Roman"/>
+          <w:i/>
+          <w:vertAlign w:val="subscript"/>
+        </w:rPr>
+        <w:t xml:space="preserve">p</w:t>
+      </w:r>
+      <w:r>
+        <w:rPr>
+          <w:rFonts w:ascii="Times New Roman" w:hAnsi="Times New Roman" w:cs="Times New Roman"/>
+        </w:rPr>
+        <w:t xml:space="preserve"> neighborhood, and ILS's neighborhood filling suffices. As </w:t>
+      </w:r>
+      <w:r>
+        <w:rPr>
+          <w:rFonts w:ascii="Times New Roman" w:hAnsi="Times New Roman" w:cs="Times New Roman"/>
+          <w:i/>
+        </w:rPr>
+        <w:t xml:space="preserve">ρ</w:t>
+      </w:r>
+      <w:r>
+        <w:rPr>
+          <w:rFonts w:ascii="Times New Roman" w:hAnsi="Times New Roman" w:cs="Times New Roman"/>
+        </w:rPr>
+        <w:t xml:space="preserve"> grows and the efficiency extreme recedes, the single trajectory struggles to escape the basin while Memetic, retaining crossover-scattered individuals, reaches that distant region (isomorphic to H1)—</w:t>
+      </w:r>
+      <w:r>
+        <w:rPr>
+          <w:rFonts w:ascii="Times New Roman" w:hAnsi="Times New Roman" w:cs="Times New Roman"/>
+          <w:i/>
+        </w:rPr>
+        <w:t xml:space="preserve">ρ</w:t>
+      </w:r>
+      <w:r>
+        <w:rPr>
+          <w:rFonts w:ascii="Times New Roman" w:hAnsi="Times New Roman" w:cs="Times New Roman"/>
+        </w:rPr>
+        <w:t xml:space="preserve"> thus proxies the difficulty for the trajectory of escaping the attractor. However, ta21L (82%) is an exception (≈tie, </w:t>
+      </w:r>
+      <w:r>
+        <w:rPr>
+          <w:rFonts w:ascii="Times New Roman" w:hAnsi="Times New Roman" w:cs="Times New Roman"/>
+          <w:i/>
+        </w:rPr>
+        <w:t xml:space="preserve">p</w:t>
+      </w:r>
+      <w:r>
+        <w:rPr>
+          <w:rFonts w:ascii="Times New Roman" w:hAnsi="Times New Roman" w:cs="Times New Roman"/>
+        </w:rPr>
+        <w:t xml:space="preserve">=0.053), and confounding by </w:t>
+      </w:r>
+      <w:r>
+        <w:rPr>
+          <w:rFonts w:ascii="Times New Roman" w:hAnsi="Times New Roman" w:cs="Times New Roman"/>
+          <w:i/>
+        </w:rPr>
+        <w:t xml:space="preserve">S</w:t>
+      </w:r>
+      <w:r>
+        <w:rPr>
+          <w:rFonts w:ascii="Times New Roman" w:hAnsi="Times New Roman" w:cs="Times New Roman"/>
+          <w:i/>
+          <w:vertAlign w:val="subscript"/>
+        </w:rPr>
+        <w:t xml:space="preserve">p</w:t>
+      </w:r>
+      <w:r>
+        <w:rPr>
+          <w:rFonts w:ascii="Times New Roman" w:hAnsi="Times New Roman" w:cs="Times New Roman"/>
+        </w:rPr>
+        <w:t xml:space="preserve"> quality and dependence on the permutation-deviation representation remain, so this stays exploratory; the primary high-stability dominance and operator asymmetry are established independently by direct tests on all 8 scenarios.</w:t>
+      </w:r>
+    </w:p>
+    <w:p>
+      <w:pPr>
+        <w:pStyle w:val="a8"/>
+        <w:spacing w:line="240" w:lineRule="exact"/>
+        <w:jc w:val="both"/>
+      </w:pPr>
+      <w:r>
+        <w:rPr>
+          <w:rFonts w:ascii="Times New Roman" w:hAnsi="Times New Roman" w:cs="Times New Roman"/>
+          <w:b/>
+        </w:rPr>
         <w:t xml:space="preserve">Divergent vs. convergent.</w:t>
       </w:r>
       <w:r>
@@ -5791,7 +5791,7 @@
         <w:rPr>
           <w:rFonts w:ascii="Times New Roman" w:hAnsi="Times New Roman" w:cs="Times New Roman"/>
         </w:rPr>
-        <w:t xml:space="preserve">) reach similar final Pareto quality, but ILS holds a good incumbent early while Memetic+PR ramps up after a warm-up; AOC aggregates this crossing on a log-time axis, reflecting early performance—hence the ILS family's clear lead there.</w:t>
+        <w:t xml:space="preserve">) reach similar final Pareto quality from opposite directions, but ILS holds a good incumbent early while Memetic+PR ramps up after a warm-up; AOC aggregates this crossing on a log-time axis, reflecting early performance—hence the ILS family's clear lead there.</w:t>
       </w:r>
     </w:p>
     <w:p>

--- a/doc/paper_apiems2026/APIEMS2026_manuscript_en.docx
+++ b/doc/paper_apiems2026/APIEMS2026_manuscript_en.docx
@@ -571,7 +571,7 @@
         <w:rPr>
           <w:rFonts w:ascii="Times New Roman" w:hAnsi="Times New Roman" w:cs="Times New Roman"/>
         </w:rPr>
-        <w:t xml:space="preserve"> The JSSP is NP-hard and metaheuristics are the mainstream (Ouelhadj and Petrovic, 2009). Joint optimization of efficiency and stability in rescheduling was pioneered by Wu et al. (1993) and pursued for the JSSP by Rangsaritratsamee et al. (2004) (hybrid GA) and for flow shops by Katragjini et al. (2013). These works mostly bundle the two objectives into one weighted-sum scalar (Rangsaritratsamee et al., 2004; Katragjini et al., 2013), where stability enters not as an independent mechanism but passively, as a single evaluation term of the objective. Of the two metaheuristic families—trajectory-based (single-solution) and population-based (Blum and Roli, 2003)—the solvers here are </w:t>
+        <w:t xml:space="preserve"> The JSSP is NP-hard and metaheuristics are the mainstream (Ouelhadj and Petrovic, 2009). Joint optimization of efficiency and stability in rescheduling was pioneered by Wu et al. (1993) and pursued for the JSSP by Rangsaritratsamee et al. (2004) (hybrid GA) and for flow shops by Katragjini et al. (2013). These works mostly treat stability passively—as one more evaluation term folded into a (typically weighted-sum) objective (Rangsaritratsamee et al., 2004; Katragjini et al., 2013)—rather than as an independent mechanism. Of the two metaheuristic families—trajectory-based (single-solution) and population-based (Blum and Roli, 2003)—the solvers here are </w:t>
       </w:r>
       <w:r>
         <w:rPr>

--- a/doc/paper_apiems2026/APIEMS2026_manuscript_en.docx
+++ b/doc/paper_apiems2026/APIEMS2026_manuscript_en.docx
@@ -571,7 +571,7 @@
         <w:rPr>
           <w:rFonts w:ascii="Times New Roman" w:hAnsi="Times New Roman" w:cs="Times New Roman"/>
         </w:rPr>
-        <w:t xml:space="preserve"> The JSSP is NP-hard and metaheuristics are the mainstream (Ouelhadj and Petrovic, 2009). Joint optimization of efficiency and stability in rescheduling was pioneered by Wu et al. (1993) and pursued for the JSSP by Rangsaritratsamee et al. (2004) (hybrid GA) and for flow shops by Katragjini et al. (2013). These works mostly treat stability passively—as one more evaluation term folded into a (typically weighted-sum) objective (Rangsaritratsamee et al., 2004; Katragjini et al., 2013)—rather than as an independent mechanism. Of the two metaheuristic families—trajectory-based (single-solution) and population-based (Blum and Roli, 2003)—the solvers here are </w:t>
+        <w:t xml:space="preserve"> The JSSP is NP-hard and metaheuristics are the mainstream (Ouelhadj and Petrovic, 2009). Joint optimization of efficiency and stability in rescheduling was pioneered by Wu et al. (1993) and pursued for the JSSP by Rangsaritratsamee et al. (2004) (hybrid GA) and for flow shops by Katragjini et al. (2013). These works mostly treat stability passively, as one more evaluation term folded into a (typically weighted-sum) objective (Rangsaritratsamee et al., 2004; Katragjini et al., 2013). Of the two metaheuristic families—trajectory-based (single-solution) and population-based (Blum and Roli, 2003)—the solvers here are </w:t>
       </w:r>
       <w:r>
         <w:rPr>

--- a/doc/paper_apiems2026/APIEMS2026_manuscript_en.docx
+++ b/doc/paper_apiems2026/APIEMS2026_manuscript_en.docx
@@ -2361,7 +2361,7 @@
           <w:rFonts w:ascii="Times New Roman" w:hAnsi="Times New Roman" w:cs="Times New Roman"/>
           <w:i/>
         </w:rPr>
-        <w:t xml:space="preserve">; even Memetic-LS with N5 therefore fills the high-stability region only coarsely—the crux of H1.</w:t>
+        <w:t xml:space="preserve">—the structural reason even Memetic-LS with the same N5 fills the high-stability region only coarsely (the crux of H1).</w:t>
       </w:r>
     </w:p>
     <w:tbl>
@@ -2625,7 +2625,7 @@
         <w:rPr>
           <w:rFonts w:ascii="Times New Roman" w:hAnsi="Times New Roman" w:cs="Times New Roman"/>
         </w:rPr>
-        <w:t xml:space="preserve"> and swaps in the operation </w:t>
+        <w:t xml:space="preserve"> and swaps in the operation that </w:t>
       </w:r>
       <w:r>
         <w:rPr>
@@ -2646,7 +2646,7 @@
         <w:rPr>
           <w:rFonts w:ascii="Times New Roman" w:hAnsi="Times New Roman" w:cs="Times New Roman"/>
         </w:rPr>
-        <w:t xml:space="preserve"> has there, advancing one step toward </w:t>
+        <w:t xml:space="preserve"> places there, advancing one step toward </w:t>
       </w:r>
       <w:r>
         <w:rPr>
@@ -2989,7 +2989,7 @@
         <w:rPr>
           <w:rFonts w:ascii="Times New Roman" w:hAnsi="Times New Roman" w:cs="Times New Roman"/>
         </w:rPr>
-        <w:t xml:space="preserve">, complementing exactly the high-stability filling that population-based search is poor at; ILS has already filled the neighborhood by itself (H1), leaving little headroom. The mechanism lies in solution redundancy and path length: GA-derived solutions are not MS-optimized as rigorously as N5 achieves—leaving redundant sequences whose stability can improve without hurting MS—and sit far from </w:t>
+        <w:t xml:space="preserve">, complementing exactly the high-stability filling that population-based search is poor at; ILS has already filled the neighborhood by itself (H1), leaving little headroom. The predicted mechanism is redundancy and path length: GA-derived solutions sit far from </w:t>
       </w:r>
       <w:r>
         <w:rPr>
@@ -3010,7 +3010,7 @@
         <w:rPr>
           <w:rFonts w:ascii="Times New Roman" w:hAnsi="Times New Roman" w:cs="Times New Roman"/>
         </w:rPr>
-        <w:t xml:space="preserve"> with long PR paths, while ILS clings to the vicinity of </w:t>
+        <w:t xml:space="preserve"> with long PR paths and, not being MS-optimized as rigorously as N5, retain slack whose stability can improve without hurting MS, while ILS clings to the vicinity of </w:t>
       </w:r>
       <w:r>
         <w:rPr>
@@ -3031,7 +3031,7 @@
         <w:rPr>
           <w:rFonts w:ascii="Times New Roman" w:hAnsi="Times New Roman" w:cs="Times New Roman"/>
         </w:rPr>
-        <w:t xml:space="preserve"> with short paths. Hence we predict </w:t>
+        <w:t xml:space="preserve"> with short paths and little slack. Hence we predict </w:t>
       </w:r>
       <w:r>
         <w:rPr>
@@ -4077,7 +4077,7 @@
         <w:rPr>
           <w:rFonts w:ascii="Times New Roman" w:hAnsi="Times New Roman" w:cs="Times New Roman"/>
         </w:rPr>
-        <w:t xml:space="preserve"> AMD Ryzen 5 7530U; Python 3.12 (NumPy, DEAP, SciPy). All seeds fixed. Code is available in the same repository.</w:t>
+        <w:t xml:space="preserve"> AMD Ryzen 5 7530U; Python 3.12 (NumPy, DEAP, SciPy). All seeds fixed.</w:t>
       </w:r>
     </w:p>
     <w:p>
@@ -4928,7 +4928,20 @@
         <w:rPr>
           <w:rFonts w:ascii="Times New Roman" w:hAnsi="Times New Roman" w:cs="Times New Roman"/>
         </w:rPr>
-        <w:t xml:space="preserve"> (0.4% even on ta21L). This reflects more than trial opportunities: ILS has already filled the vicinity of </w:t>
+        <w:t xml:space="preserve"> (0.4% even on ta21L). This is not merely a path-length effect: because the discovery </w:t>
+      </w:r>
+      <w:r>
+        <w:rPr>
+          <w:rFonts w:ascii="Times New Roman" w:hAnsi="Times New Roman" w:cs="Times New Roman"/>
+          <w:i/>
+        </w:rPr>
+        <w:t xml:space="preserve">rate</w:t>
+      </w:r>
+      <w:r>
+        <w:rPr>
+          <w:rFonts w:ascii="Times New Roman" w:hAnsi="Times New Roman" w:cs="Times New Roman"/>
+        </w:rPr>
+        <w:t xml:space="preserve"> already normalizes for the number of swap-steps, ILS's near-zero rate reflects a genuine absence of headroom—it has already filled the vicinity of </w:t>
       </w:r>
       <w:r>
         <w:rPr>
@@ -4949,7 +4962,7 @@
         <w:rPr>
           <w:rFonts w:ascii="Times New Roman" w:hAnsi="Times New Roman" w:cs="Times New Roman"/>
         </w:rPr>
-        <w:t xml:space="preserve">—the short paths are themselves a symptom—so no headroom remains on the segments PR traverses, whereas in Memetic many unoptimized intermediates remain between the scattered solutions and </w:t>
+        <w:t xml:space="preserve"> (the short paths being the symptom), leaving nothing to find on the segments PR traverses—whereas in Memetic many unoptimized intermediates remain between the scattered solutions and </w:t>
       </w:r>
       <w:r>
         <w:rPr>

--- a/doc/paper_apiems2026/APIEMS2026_manuscript_en.docx
+++ b/doc/paper_apiems2026/APIEMS2026_manuscript_en.docx
@@ -4091,7 +4091,7 @@
           <w:sz w:val="22"/>
           <w:szCs w:val="22"/>
         </w:rPr>
-        <w:t xml:space="preserve">4.2 Result 1: Trajectory (ILS) vs. Population (Memetic) (H1)</w:t>
+        <w:t xml:space="preserve">4.2 Trajectory vs. Population (H1)</w:t>
       </w:r>
     </w:p>
     <w:p>
@@ -4266,7 +4266,7 @@
         <w:rPr>
           <w:rFonts w:ascii="Times New Roman" w:hAnsi="Times New Roman" w:cs="Times New Roman"/>
         </w:rPr>
-        <w:t xml:space="preserve"> (exceptions: la36S and mt10).</w:t>
+        <w:t xml:space="preserve"> (except la36S, mt10).</w:t>
       </w:r>
     </w:p>
     <w:tbl>
@@ -4598,7 +4598,7 @@
           <w:sz w:val="22"/>
           <w:szCs w:val="22"/>
         </w:rPr>
-        <w:t xml:space="preserve">4.3 Result 2: Asymmetric Effects of the PR/repair Operators (H2)</w:t>
+        <w:t xml:space="preserve">4.3 Asymmetric Operator Effects (H2)</w:t>
       </w:r>
     </w:p>
     <w:p>
@@ -5984,7 +5984,7 @@
         <w:rPr>
           <w:rFonts w:ascii="Times New Roman" w:hAnsi="Times New Roman" w:cs="Times New Roman"/>
         </w:rPr>
-        <w:t xml:space="preserve"> (i) Results rest on n=10 (saturated main conclusions are robust; borderline cases less so). (ii) The rescheduling-ratio–union-HV-winner correspondence involves confounding by </w:t>
+        <w:t xml:space="preserve"> (i) Results rest on n=10 (saturated main conclusions are robust; borderline cases less so). (ii) Stability is measured only by permutation deviation; validity under start-time deviation is unverified (Section 3.1). (iii) H1 and H2 are established for delay-type disruptions that preserve the operation set. Under disruptions that change the operation set itself—such as rush-job insertion or job cancellation—</w:t>
       </w:r>
       <w:r>
         <w:rPr>
@@ -6005,7 +6005,28 @@
         <w:rPr>
           <w:rFonts w:ascii="Times New Roman" w:hAnsi="Times New Roman" w:cs="Times New Roman"/>
         </w:rPr>
-        <w:t xml:space="preserve"> quality and dependence on the stability representation, and stays exploratory. (iii) Stability is measured only by permutation deviation; validity under start-time (temporal) deviation is unverified (Section 3.1).</w:t>
+        <w:t xml:space="preserve"> ceases to be a complete reference and the very definition of stability (deviation from </w:t>
+      </w:r>
+      <w:r>
+        <w:rPr>
+          <w:rFonts w:ascii="Times New Roman" w:hAnsi="Times New Roman" w:cs="Times New Roman"/>
+          <w:i/>
+        </w:rPr>
+        <w:t xml:space="preserve">S</w:t>
+      </w:r>
+      <w:r>
+        <w:rPr>
+          <w:rFonts w:ascii="Times New Roman" w:hAnsi="Times New Roman" w:cs="Times New Roman"/>
+          <w:i/>
+          <w:vertAlign w:val="subscript"/>
+        </w:rPr>
+        <w:t xml:space="preserve">p</w:t>
+      </w:r>
+      <w:r>
+        <w:rPr>
+          <w:rFonts w:ascii="Times New Roman" w:hAnsi="Times New Roman" w:cs="Times New Roman"/>
+        </w:rPr>
+        <w:t xml:space="preserve">, Eq. (1)) is altered, so whether the same asymmetry holds is outside the scope of this study.</w:t>
       </w:r>
     </w:p>
     <w:p>
@@ -6025,7 +6046,7 @@
         <w:rPr>
           <w:rFonts w:ascii="Times New Roman" w:hAnsi="Times New Roman" w:cs="Times New Roman"/>
         </w:rPr>
-        <w:t xml:space="preserve"> Re-verification under start-time deviation (temporal stability); extension to disruptions altering machine assignments (e.g., breakdowns); integrating the scope lever with the operator lever (the inducing operators within the affected range); comparison with an </w:t>
+        <w:t xml:space="preserve"> Re-verification under start-time deviation; extension to disruptions that change the operation set (e.g., rush-job insertion); integrating the scope lever with the operator lever (the inducing operators within the affected range); comparison with an </w:t>
       </w:r>
       <w:r>
         <w:rPr>
